--- a/workshop_prep/Bridge_Item1_Core_Assortment_LFL_PreRead.docx
+++ b/workshop_prep/Bridge_Item1_Core_Assortment_LFL_PreRead.docx
@@ -8395,7 +8395,709 @@
         <w:spacing w:after="160" w:before="320"/>
       </w:pPr>
       <w:r>
-        <w:t xml:space="preserve">9. Open questions for the workshop</w:t>
+        <w:t xml:space="preserve">9. 2026 YTD check-in: the special-account picture has changed</w:t>
+      </w:r>
+    </w:p>
+    <w:p>
+      <w:pPr>
+        <w:pBdr>
+          <w:top w:val="single" w:color="999999" w:sz="6"/>
+          <w:bottom w:val="single" w:color="999999" w:sz="6"/>
+          <w:left w:val="single" w:color="999999" w:sz="6"/>
+          <w:right w:val="single" w:color="999999" w:sz="6"/>
+        </w:pBdr>
+        <w:shd w:fill="EFEFEF" w:val="clear"/>
+        <w:spacing w:after="240" w:before="160"/>
+        <w:ind w:left="100" w:right="100"/>
+      </w:pPr>
+      <w:r>
+        <w:rPr>
+          <w:b/>
+          <w:bCs/>
+          <w:sz w:val="22"/>
+          <w:szCs w:val="22"/>
+        </w:rPr>
+        <w:t xml:space="preserve">A 2026 YTD sales extract (as of 2026-07-28) arrived after this note was written. Caveat: neither this file nor the FY2024/2025 extracts have a date field, so the comparison period can't be matched exactly -- this cut covers an estimated 40-44% of a year, cross-checked against the P&amp;L's YTD columns. Every year in this data has shown its own one-off distortions, so treat this as a strong directional read, not a confirmed annual number. Share/rate metrics (below) are more reliable than raw SEK growth, which is mechanically understated by the partial year.</w:t>
+      </w:r>
+    </w:p>
+    <w:tbl>
+      <w:tblPr>
+        <w:tblW w:type="dxa" w:w="9350"/>
+        <w:tblBorders>
+          <w:top w:val="single" w:color="auto" w:sz="4"/>
+          <w:left w:val="single" w:color="auto" w:sz="4"/>
+          <w:bottom w:val="single" w:color="auto" w:sz="4"/>
+          <w:right w:val="single" w:color="auto" w:sz="4"/>
+          <w:insideH w:val="single" w:color="auto" w:sz="4"/>
+          <w:insideV w:val="single" w:color="auto" w:sz="4"/>
+        </w:tblBorders>
+      </w:tblPr>
+      <w:tblGrid>
+        <w:gridCol w:w="3350"/>
+        <w:gridCol w:w="3000"/>
+        <w:gridCol w:w="3000"/>
+      </w:tblGrid>
+      <w:tr>
+        <w:trPr>
+          <w:tblHeader/>
+        </w:trPr>
+        <w:tc>
+          <w:tcPr>
+            <w:tcW w:type="dxa" w:w="3350"/>
+            <w:shd w:fill="2F2F2F" w:val="clear"/>
+            <w:tcMar>
+              <w:top w:type="dxa" w:w="60"/>
+              <w:left w:type="dxa" w:w="100"/>
+              <w:bottom w:type="dxa" w:w="60"/>
+              <w:right w:type="dxa" w:w="100"/>
+            </w:tcMar>
+            <w:vAlign w:val="center"/>
+          </w:tcPr>
+          <w:p>
+            <w:pPr>
+              <w:jc w:val="left"/>
+            </w:pPr>
+            <w:r>
+              <w:rPr>
+                <w:b/>
+                <w:bCs/>
+                <w:color w:val="FFFFFF"/>
+                <w:sz w:val="19"/>
+                <w:szCs w:val="19"/>
+              </w:rPr>
+              <w:t xml:space="preserve">Account</w:t>
+            </w:r>
+          </w:p>
+        </w:tc>
+        <w:tc>
+          <w:tcPr>
+            <w:tcW w:type="dxa" w:w="3000"/>
+            <w:shd w:fill="2F2F2F" w:val="clear"/>
+            <w:tcMar>
+              <w:top w:type="dxa" w:w="60"/>
+              <w:left w:type="dxa" w:w="100"/>
+              <w:bottom w:type="dxa" w:w="60"/>
+              <w:right w:type="dxa" w:w="100"/>
+            </w:tcMar>
+            <w:vAlign w:val="center"/>
+          </w:tcPr>
+          <w:p>
+            <w:pPr>
+              <w:jc w:val="center"/>
+            </w:pPr>
+            <w:r>
+              <w:rPr>
+                <w:b/>
+                <w:bCs/>
+                <w:color w:val="FFFFFF"/>
+                <w:sz w:val="19"/>
+                <w:szCs w:val="19"/>
+              </w:rPr>
+              <w:t xml:space="preserve">FY2025 (full year)</w:t>
+            </w:r>
+          </w:p>
+        </w:tc>
+        <w:tc>
+          <w:tcPr>
+            <w:tcW w:type="dxa" w:w="3000"/>
+            <w:shd w:fill="2F2F2F" w:val="clear"/>
+            <w:tcMar>
+              <w:top w:type="dxa" w:w="60"/>
+              <w:left w:type="dxa" w:w="100"/>
+              <w:bottom w:type="dxa" w:w="60"/>
+              <w:right w:type="dxa" w:w="100"/>
+            </w:tcMar>
+            <w:vAlign w:val="center"/>
+          </w:tcPr>
+          <w:p>
+            <w:pPr>
+              <w:jc w:val="center"/>
+            </w:pPr>
+            <w:r>
+              <w:rPr>
+                <w:b/>
+                <w:bCs/>
+                <w:color w:val="FFFFFF"/>
+                <w:sz w:val="19"/>
+                <w:szCs w:val="19"/>
+              </w:rPr>
+              <w:t xml:space="preserve">YTD2026</w:t>
+            </w:r>
+          </w:p>
+        </w:tc>
+      </w:tr>
+      <w:tr>
+        <w:tc>
+          <w:tcPr>
+            <w:tcW w:type="dxa" w:w="3350"/>
+            <w:tcMar>
+              <w:top w:type="dxa" w:w="60"/>
+              <w:left w:type="dxa" w:w="100"/>
+              <w:bottom w:type="dxa" w:w="60"/>
+              <w:right w:type="dxa" w:w="100"/>
+            </w:tcMar>
+            <w:vAlign w:val="center"/>
+          </w:tcPr>
+          <w:p>
+            <w:pPr>
+              <w:jc w:val="left"/>
+            </w:pPr>
+            <w:r>
+              <w:rPr>
+                <w:b w:val="false"/>
+                <w:bCs w:val="false"/>
+                <w:color w:val="000000"/>
+                <w:sz w:val="19"/>
+                <w:szCs w:val="19"/>
+              </w:rPr>
+              <w:t xml:space="preserve">XXL SE</w:t>
+            </w:r>
+          </w:p>
+        </w:tc>
+        <w:tc>
+          <w:tcPr>
+            <w:tcW w:type="dxa" w:w="3000"/>
+            <w:tcMar>
+              <w:top w:type="dxa" w:w="60"/>
+              <w:left w:type="dxa" w:w="100"/>
+              <w:bottom w:type="dxa" w:w="60"/>
+              <w:right w:type="dxa" w:w="100"/>
+            </w:tcMar>
+            <w:vAlign w:val="center"/>
+          </w:tcPr>
+          <w:p>
+            <w:pPr>
+              <w:jc w:val="center"/>
+            </w:pPr>
+            <w:r>
+              <w:rPr>
+                <w:b w:val="false"/>
+                <w:bCs w:val="false"/>
+                <w:color w:val="000000"/>
+                <w:sz w:val="19"/>
+                <w:szCs w:val="19"/>
+              </w:rPr>
+              <w:t xml:space="preserve">81.9M</w:t>
+            </w:r>
+          </w:p>
+        </w:tc>
+        <w:tc>
+          <w:tcPr>
+            <w:tcW w:type="dxa" w:w="3000"/>
+            <w:tcMar>
+              <w:top w:type="dxa" w:w="60"/>
+              <w:left w:type="dxa" w:w="100"/>
+              <w:bottom w:type="dxa" w:w="60"/>
+              <w:right w:type="dxa" w:w="100"/>
+            </w:tcMar>
+            <w:vAlign w:val="center"/>
+          </w:tcPr>
+          <w:p>
+            <w:pPr>
+              <w:jc w:val="center"/>
+            </w:pPr>
+            <w:r>
+              <w:rPr>
+                <w:b w:val="false"/>
+                <w:bCs w:val="false"/>
+                <w:color w:val="000000"/>
+                <w:sz w:val="19"/>
+                <w:szCs w:val="19"/>
+              </w:rPr>
+              <w:t xml:space="preserve">~0 (−7K, return noise only)</w:t>
+            </w:r>
+          </w:p>
+        </w:tc>
+      </w:tr>
+      <w:tr>
+        <w:tc>
+          <w:tcPr>
+            <w:tcW w:type="dxa" w:w="3350"/>
+            <w:shd w:fill="F5F5F5" w:val="clear"/>
+            <w:tcMar>
+              <w:top w:type="dxa" w:w="60"/>
+              <w:left w:type="dxa" w:w="100"/>
+              <w:bottom w:type="dxa" w:w="60"/>
+              <w:right w:type="dxa" w:w="100"/>
+            </w:tcMar>
+            <w:vAlign w:val="center"/>
+          </w:tcPr>
+          <w:p>
+            <w:pPr>
+              <w:jc w:val="left"/>
+            </w:pPr>
+            <w:r>
+              <w:rPr>
+                <w:b w:val="false"/>
+                <w:bCs w:val="false"/>
+                <w:color w:val="000000"/>
+                <w:sz w:val="19"/>
+                <w:szCs w:val="19"/>
+              </w:rPr>
+              <w:t xml:space="preserve">XXL NO</w:t>
+            </w:r>
+          </w:p>
+        </w:tc>
+        <w:tc>
+          <w:tcPr>
+            <w:tcW w:type="dxa" w:w="3000"/>
+            <w:shd w:fill="F5F5F5" w:val="clear"/>
+            <w:tcMar>
+              <w:top w:type="dxa" w:w="60"/>
+              <w:left w:type="dxa" w:w="100"/>
+              <w:bottom w:type="dxa" w:w="60"/>
+              <w:right w:type="dxa" w:w="100"/>
+            </w:tcMar>
+            <w:vAlign w:val="center"/>
+          </w:tcPr>
+          <w:p>
+            <w:pPr>
+              <w:jc w:val="center"/>
+            </w:pPr>
+            <w:r>
+              <w:rPr>
+                <w:b w:val="false"/>
+                <w:bCs w:val="false"/>
+                <w:color w:val="000000"/>
+                <w:sz w:val="19"/>
+                <w:szCs w:val="19"/>
+              </w:rPr>
+              <w:t xml:space="preserve">33.7M</w:t>
+            </w:r>
+          </w:p>
+        </w:tc>
+        <w:tc>
+          <w:tcPr>
+            <w:tcW w:type="dxa" w:w="3000"/>
+            <w:shd w:fill="F5F5F5" w:val="clear"/>
+            <w:tcMar>
+              <w:top w:type="dxa" w:w="60"/>
+              <w:left w:type="dxa" w:w="100"/>
+              <w:bottom w:type="dxa" w:w="60"/>
+              <w:right w:type="dxa" w:w="100"/>
+            </w:tcMar>
+            <w:vAlign w:val="center"/>
+          </w:tcPr>
+          <w:p>
+            <w:pPr>
+              <w:jc w:val="center"/>
+            </w:pPr>
+            <w:r>
+              <w:rPr>
+                <w:b w:val="false"/>
+                <w:bCs w:val="false"/>
+                <w:color w:val="000000"/>
+                <w:sz w:val="19"/>
+                <w:szCs w:val="19"/>
+              </w:rPr>
+              <w:t xml:space="preserve">~0 (−7K, return noise only)</w:t>
+            </w:r>
+          </w:p>
+        </w:tc>
+      </w:tr>
+      <w:tr>
+        <w:tc>
+          <w:tcPr>
+            <w:tcW w:type="dxa" w:w="3350"/>
+            <w:tcMar>
+              <w:top w:type="dxa" w:w="60"/>
+              <w:left w:type="dxa" w:w="100"/>
+              <w:bottom w:type="dxa" w:w="60"/>
+              <w:right w:type="dxa" w:w="100"/>
+            </w:tcMar>
+            <w:vAlign w:val="center"/>
+          </w:tcPr>
+          <w:p>
+            <w:pPr>
+              <w:jc w:val="left"/>
+            </w:pPr>
+            <w:r>
+              <w:rPr>
+                <w:b w:val="false"/>
+                <w:bCs w:val="false"/>
+                <w:color w:val="000000"/>
+                <w:sz w:val="19"/>
+                <w:szCs w:val="19"/>
+              </w:rPr>
+              <w:t xml:space="preserve">ZALANDO</w:t>
+            </w:r>
+          </w:p>
+        </w:tc>
+        <w:tc>
+          <w:tcPr>
+            <w:tcW w:type="dxa" w:w="3000"/>
+            <w:tcMar>
+              <w:top w:type="dxa" w:w="60"/>
+              <w:left w:type="dxa" w:w="100"/>
+              <w:bottom w:type="dxa" w:w="60"/>
+              <w:right w:type="dxa" w:w="100"/>
+            </w:tcMar>
+            <w:vAlign w:val="center"/>
+          </w:tcPr>
+          <w:p>
+            <w:pPr>
+              <w:jc w:val="center"/>
+            </w:pPr>
+            <w:r>
+              <w:rPr>
+                <w:b w:val="false"/>
+                <w:bCs w:val="false"/>
+                <w:color w:val="000000"/>
+                <w:sz w:val="19"/>
+                <w:szCs w:val="19"/>
+              </w:rPr>
+              <w:t xml:space="preserve">52.6M</w:t>
+            </w:r>
+          </w:p>
+        </w:tc>
+        <w:tc>
+          <w:tcPr>
+            <w:tcW w:type="dxa" w:w="3000"/>
+            <w:tcMar>
+              <w:top w:type="dxa" w:w="60"/>
+              <w:left w:type="dxa" w:w="100"/>
+              <w:bottom w:type="dxa" w:w="60"/>
+              <w:right w:type="dxa" w:w="100"/>
+            </w:tcMar>
+            <w:vAlign w:val="center"/>
+          </w:tcPr>
+          <w:p>
+            <w:pPr>
+              <w:jc w:val="center"/>
+            </w:pPr>
+            <w:r>
+              <w:rPr>
+                <w:b w:val="false"/>
+                <w:bCs w:val="false"/>
+                <w:color w:val="000000"/>
+                <w:sz w:val="19"/>
+                <w:szCs w:val="19"/>
+              </w:rPr>
+              <w:t xml:space="preserve">20.9M</w:t>
+            </w:r>
+          </w:p>
+        </w:tc>
+      </w:tr>
+      <w:tr>
+        <w:tc>
+          <w:tcPr>
+            <w:tcW w:type="dxa" w:w="3350"/>
+            <w:shd w:fill="F5F5F5" w:val="clear"/>
+            <w:tcMar>
+              <w:top w:type="dxa" w:w="60"/>
+              <w:left w:type="dxa" w:w="100"/>
+              <w:bottom w:type="dxa" w:w="60"/>
+              <w:right w:type="dxa" w:w="100"/>
+            </w:tcMar>
+            <w:vAlign w:val="center"/>
+          </w:tcPr>
+          <w:p>
+            <w:pPr>
+              <w:jc w:val="left"/>
+            </w:pPr>
+            <w:r>
+              <w:rPr>
+                <w:b w:val="false"/>
+                <w:bCs w:val="false"/>
+                <w:color w:val="000000"/>
+                <w:sz w:val="19"/>
+                <w:szCs w:val="19"/>
+              </w:rPr>
+              <w:t xml:space="preserve">China</w:t>
+            </w:r>
+          </w:p>
+        </w:tc>
+        <w:tc>
+          <w:tcPr>
+            <w:tcW w:type="dxa" w:w="3000"/>
+            <w:shd w:fill="F5F5F5" w:val="clear"/>
+            <w:tcMar>
+              <w:top w:type="dxa" w:w="60"/>
+              <w:left w:type="dxa" w:w="100"/>
+              <w:bottom w:type="dxa" w:w="60"/>
+              <w:right w:type="dxa" w:w="100"/>
+            </w:tcMar>
+            <w:vAlign w:val="center"/>
+          </w:tcPr>
+          <w:p>
+            <w:pPr>
+              <w:jc w:val="center"/>
+            </w:pPr>
+            <w:r>
+              <w:rPr>
+                <w:b w:val="false"/>
+                <w:bCs w:val="false"/>
+                <w:color w:val="000000"/>
+                <w:sz w:val="19"/>
+                <w:szCs w:val="19"/>
+              </w:rPr>
+              <w:t xml:space="preserve">49.1M</w:t>
+            </w:r>
+          </w:p>
+        </w:tc>
+        <w:tc>
+          <w:tcPr>
+            <w:tcW w:type="dxa" w:w="3000"/>
+            <w:shd w:fill="F5F5F5" w:val="clear"/>
+            <w:tcMar>
+              <w:top w:type="dxa" w:w="60"/>
+              <w:left w:type="dxa" w:w="100"/>
+              <w:bottom w:type="dxa" w:w="60"/>
+              <w:right w:type="dxa" w:w="100"/>
+            </w:tcMar>
+            <w:vAlign w:val="center"/>
+          </w:tcPr>
+          <w:p>
+            <w:pPr>
+              <w:jc w:val="center"/>
+            </w:pPr>
+            <w:r>
+              <w:rPr>
+                <w:b w:val="false"/>
+                <w:bCs w:val="false"/>
+                <w:color w:val="000000"/>
+                <w:sz w:val="19"/>
+                <w:szCs w:val="19"/>
+              </w:rPr>
+              <w:t xml:space="preserve">17.1M</w:t>
+            </w:r>
+          </w:p>
+        </w:tc>
+      </w:tr>
+      <w:tr>
+        <w:tc>
+          <w:tcPr>
+            <w:tcW w:type="dxa" w:w="3350"/>
+            <w:tcMar>
+              <w:top w:type="dxa" w:w="60"/>
+              <w:left w:type="dxa" w:w="100"/>
+              <w:bottom w:type="dxa" w:w="60"/>
+              <w:right w:type="dxa" w:w="100"/>
+            </w:tcMar>
+            <w:vAlign w:val="center"/>
+          </w:tcPr>
+          <w:p>
+            <w:pPr>
+              <w:jc w:val="left"/>
+            </w:pPr>
+            <w:r>
+              <w:rPr>
+                <w:b w:val="false"/>
+                <w:bCs w:val="false"/>
+                <w:color w:val="000000"/>
+                <w:sz w:val="19"/>
+                <w:szCs w:val="19"/>
+              </w:rPr>
+              <w:t xml:space="preserve">STADIUM Outlet</w:t>
+            </w:r>
+          </w:p>
+        </w:tc>
+        <w:tc>
+          <w:tcPr>
+            <w:tcW w:type="dxa" w:w="3000"/>
+            <w:tcMar>
+              <w:top w:type="dxa" w:w="60"/>
+              <w:left w:type="dxa" w:w="100"/>
+              <w:bottom w:type="dxa" w:w="60"/>
+              <w:right w:type="dxa" w:w="100"/>
+            </w:tcMar>
+            <w:vAlign w:val="center"/>
+          </w:tcPr>
+          <w:p>
+            <w:pPr>
+              <w:jc w:val="center"/>
+            </w:pPr>
+            <w:r>
+              <w:rPr>
+                <w:b w:val="false"/>
+                <w:bCs w:val="false"/>
+                <w:color w:val="000000"/>
+                <w:sz w:val="19"/>
+                <w:szCs w:val="19"/>
+              </w:rPr>
+              <w:t xml:space="preserve">9.6M</w:t>
+            </w:r>
+          </w:p>
+        </w:tc>
+        <w:tc>
+          <w:tcPr>
+            <w:tcW w:type="dxa" w:w="3000"/>
+            <w:tcMar>
+              <w:top w:type="dxa" w:w="60"/>
+              <w:left w:type="dxa" w:w="100"/>
+              <w:bottom w:type="dxa" w:w="60"/>
+              <w:right w:type="dxa" w:w="100"/>
+            </w:tcMar>
+            <w:vAlign w:val="center"/>
+          </w:tcPr>
+          <w:p>
+            <w:pPr>
+              <w:jc w:val="center"/>
+            </w:pPr>
+            <w:r>
+              <w:rPr>
+                <w:b w:val="false"/>
+                <w:bCs w:val="false"/>
+                <w:color w:val="000000"/>
+                <w:sz w:val="19"/>
+                <w:szCs w:val="19"/>
+              </w:rPr>
+              <w:t xml:space="preserve">7.6M</w:t>
+            </w:r>
+          </w:p>
+        </w:tc>
+      </w:tr>
+      <w:tr>
+        <w:tc>
+          <w:tcPr>
+            <w:tcW w:type="dxa" w:w="3350"/>
+            <w:shd w:fill="F5F5F5" w:val="clear"/>
+            <w:tcMar>
+              <w:top w:type="dxa" w:w="60"/>
+              <w:left w:type="dxa" w:w="100"/>
+              <w:bottom w:type="dxa" w:w="60"/>
+              <w:right w:type="dxa" w:w="100"/>
+            </w:tcMar>
+            <w:vAlign w:val="center"/>
+          </w:tcPr>
+          <w:p>
+            <w:pPr>
+              <w:jc w:val="left"/>
+            </w:pPr>
+            <w:r>
+              <w:rPr>
+                <w:b w:val="false"/>
+                <w:bCs w:val="false"/>
+                <w:color w:val="000000"/>
+                <w:sz w:val="19"/>
+                <w:szCs w:val="19"/>
+              </w:rPr>
+              <w:t xml:space="preserve">All special accounts, % of total company sales</w:t>
+            </w:r>
+          </w:p>
+        </w:tc>
+        <w:tc>
+          <w:tcPr>
+            <w:tcW w:type="dxa" w:w="3000"/>
+            <w:shd w:fill="F5F5F5" w:val="clear"/>
+            <w:tcMar>
+              <w:top w:type="dxa" w:w="60"/>
+              <w:left w:type="dxa" w:w="100"/>
+              <w:bottom w:type="dxa" w:w="60"/>
+              <w:right w:type="dxa" w:w="100"/>
+            </w:tcMar>
+            <w:vAlign w:val="center"/>
+          </w:tcPr>
+          <w:p>
+            <w:pPr>
+              <w:jc w:val="center"/>
+            </w:pPr>
+            <w:r>
+              <w:rPr>
+                <w:b w:val="false"/>
+                <w:bCs w:val="false"/>
+                <w:color w:val="000000"/>
+                <w:sz w:val="19"/>
+                <w:szCs w:val="19"/>
+              </w:rPr>
+              <w:t xml:space="preserve">25.9%</w:t>
+            </w:r>
+          </w:p>
+        </w:tc>
+        <w:tc>
+          <w:tcPr>
+            <w:tcW w:type="dxa" w:w="3000"/>
+            <w:shd w:fill="F5F5F5" w:val="clear"/>
+            <w:tcMar>
+              <w:top w:type="dxa" w:w="60"/>
+              <w:left w:type="dxa" w:w="100"/>
+              <w:bottom w:type="dxa" w:w="60"/>
+              <w:right w:type="dxa" w:w="100"/>
+            </w:tcMar>
+            <w:vAlign w:val="center"/>
+          </w:tcPr>
+          <w:p>
+            <w:pPr>
+              <w:jc w:val="center"/>
+            </w:pPr>
+            <w:r>
+              <w:rPr>
+                <w:b w:val="false"/>
+                <w:bCs w:val="false"/>
+                <w:color w:val="000000"/>
+                <w:sz w:val="19"/>
+                <w:szCs w:val="19"/>
+              </w:rPr>
+              <w:t xml:space="preserve">13.1%</w:t>
+            </w:r>
+          </w:p>
+        </w:tc>
+      </w:tr>
+    </w:tbl>
+    <w:p>
+      <w:pPr>
+        <w:pBdr>
+          <w:left w:val="single" w:color="3C8A4C" w:sz="18"/>
+        </w:pBdr>
+        <w:shd w:fill="EAF3EA" w:val="clear"/>
+        <w:spacing w:after="120" w:before="100"/>
+        <w:ind w:left="150" w:right="100"/>
+      </w:pPr>
+      <w:r>
+        <w:rPr>
+          <w:b/>
+          <w:bCs/>
+          <w:color w:val="1F5C2E"/>
+        </w:rPr>
+        <w:t xml:space="preserve">DATA SHOWS: </w:t>
+      </w:r>
+      <w:r>
+        <w:t xml:space="preserve">The XXL exit is complete, not just the '-100% Q2 sell-in' the Item 5 Q2 2026 KA report flagged as a live signal — both XXL SE and XXL NO are now at essentially zero, down from a combined 115.6M SEK (13.1% of FY2025 company sales). Special accounts overall have dropped from a quarter to an eighth of total company sales. This is a genuine structural shift in the business mix, not a rounding change: the 'core' business this note's like-for-like figures are built on is now a mechanically larger share of the total than the FY2025 baseline assumed.</w:t>
+      </w:r>
+    </w:p>
+    <w:p>
+      <w:pPr>
+        <w:pBdr>
+          <w:left w:val="single" w:color="C97A1A" w:sz="18"/>
+        </w:pBdr>
+        <w:shd w:fill="FCEFDC" w:val="clear"/>
+        <w:spacing w:after="120" w:before="100"/>
+        <w:ind w:left="150" w:right="100"/>
+      </w:pPr>
+      <w:r>
+        <w:rPr>
+          <w:b/>
+          <w:bCs/>
+          <w:color w:val="8A4B00"/>
+        </w:rPr>
+        <w:t xml:space="preserve">NOT ANSWERABLE FROM DATA — ASK: </w:t>
+      </w:r>
+      <w:r>
+        <w:t xml:space="preserve">Does the FY2029 Mid-Term Plan's channel/account-mix assumption already reflect a fully-wound-down XXL, or was it built against the FY2025 mix where XXL was still 13% of sales? If the latter, the plan's starting point has already moved. Owner: whoever owns the MTP's underlying assumptions.</w:t>
+      </w:r>
+    </w:p>
+    <w:p>
+      <w:pPr>
+        <w:spacing w:after="200"/>
+      </w:pPr>
+      <w:r>
+        <w:rPr>
+          <w:i/>
+          <w:iCs/>
+          <w:color w:val="555555"/>
+          <w:sz w:val="18"/>
+          <w:szCs w:val="18"/>
+        </w:rPr>
+        <w:t xml:space="preserve">Account note: Korea Wholesale account 'HAYL' -- a small FY2025 opening (6.7M SEK / 16,136 units, almost entirely Preorder) -- already shows 7.9M SEK / 17,385 units YTD2026 (also almost entirely Preorder; Reorder is still ~0), ahead of the full FY2025 total on an estimated 40-44%-of-year cut. Zero presence in FY2024. Flagged here as a data point, not analyzed further; see Item 6 for the market-entry question.</w:t>
+      </w:r>
+    </w:p>
+    <w:p>
+      <w:pPr>
+        <w:pStyle w:val="Heading1"/>
+        <w:spacing w:after="160" w:before="320"/>
+      </w:pPr>
+      <w:r>
+        <w:t xml:space="preserve">10. Open questions for the workshop</w:t>
       </w:r>
     </w:p>
     <w:p>
@@ -8469,7 +9171,7 @@
         <w:spacing w:after="160" w:before="320"/>
       </w:pPr>
       <w:r>
-        <w:t xml:space="preserve">10. Backup data</w:t>
+        <w:t xml:space="preserve">11. Backup data</w:t>
       </w:r>
     </w:p>
     <w:p>
@@ -8478,6 +9180,19 @@
       </w:pPr>
       <w:r>
         <w:t xml:space="preserve">The following workbooks contain the full detail behind every number in this note. All are referenced by filename so they can be cross-checked independently:</w:t>
+      </w:r>
+    </w:p>
+    <w:p>
+      <w:pPr>
+        <w:pStyle w:val="ListParagraph"/>
+        <w:numPr>
+          <w:ilvl w:val="0"/>
+          <w:numId w:val="2"/>
+        </w:numPr>
+        <w:spacing w:after="80"/>
+      </w:pPr>
+      <w:r>
+        <w:t xml:space="preserve">bob_salesdata_YTD2026.xlsx — the raw 2026 YTD extract behind Section 9; sales_bridge_waterfall.xlsx now also includes a 'YTD2026 Special Accounts' sheet with the account-level detail.</w:t>
       </w:r>
     </w:p>
     <w:p>
